--- a/Титульник А.docx
+++ b/Титульник А.docx
@@ -83,8 +83,6 @@
           <w:lang w:val="ru-RU"/>
         </w:rPr>
       </w:pPr>
-      <w:bookmarkStart w:id="0" w:name="_GoBack"/>
-      <w:bookmarkEnd w:id="0"/>
     </w:p>
     <w:p>
       <w:pPr>
@@ -726,27 +724,6 @@
           <w:lang w:val="ru-RU"/>
         </w:rPr>
         <w:t>09.03.01 «Информатика и вычислительная техника»</w:t>
-      </w:r>
-    </w:p>
-    <w:p>
-      <w:pPr>
-        <w:jc w:val="both"/>
-        <w:rPr>
-          <w:lang w:val="ru-RU"/>
-        </w:rPr>
-      </w:pPr>
-      <w:r>
-        <w:rPr>
-          <w:lang w:val="ru-RU"/>
-        </w:rPr>
-        <w:t xml:space="preserve">Наименование профиля подготовки </w:t>
-      </w:r>
-      <w:r>
-        <w:rPr>
-          <w:u w:val="single"/>
-          <w:lang w:val="ru-RU"/>
-        </w:rPr>
-        <w:t>«Программное обеспечение средств вычислительной техники и автоматизированных систем»</w:t>
       </w:r>
     </w:p>
     <w:p>
@@ -1040,12 +1017,21 @@
                 <w:szCs w:val="28"/>
               </w:rPr>
             </w:pPr>
+            <w:proofErr w:type="spellStart"/>
             <w:r>
               <w:rPr>
                 <w:rFonts w:cs="Times New Roman"/>
                 <w:szCs w:val="28"/>
               </w:rPr>
-              <w:t xml:space="preserve">Количество </w:t>
+              <w:t>Количество</w:t>
+            </w:r>
+            <w:proofErr w:type="spellEnd"/>
+            <w:r>
+              <w:rPr>
+                <w:rFonts w:cs="Times New Roman"/>
+                <w:szCs w:val="28"/>
+              </w:rPr>
+              <w:t xml:space="preserve"> </w:t>
             </w:r>
             <w:proofErr w:type="spellStart"/>
             <w:r>
@@ -2546,7 +2532,31 @@
         <w:rPr>
           <w:lang w:val="ru-RU"/>
         </w:rPr>
-        <w:t xml:space="preserve">Козлов А.В. выполнял практическое задание «Пирамидальная сортировка». На первоначальном этапе был изучен и проанализирован алгоритм пирамидальной сортировки, был выбран метод решения и язык программирования </w:t>
+        <w:t>Козлов А.В. выполнял практическое задание «</w:t>
+      </w:r>
+      <w:r>
+        <w:rPr>
+          <w:lang w:val="ru-RU"/>
+        </w:rPr>
+        <w:t>Бинарная</w:t>
+      </w:r>
+      <w:r>
+        <w:rPr>
+          <w:lang w:val="ru-RU"/>
+        </w:rPr>
+        <w:t xml:space="preserve"> сортировка». На первоначальном этапе был изучен и проанализирован алгоритм </w:t>
+      </w:r>
+      <w:r>
+        <w:rPr>
+          <w:lang w:val="ru-RU"/>
+        </w:rPr>
+        <w:t>бинарной</w:t>
+      </w:r>
+      <w:r>
+        <w:rPr>
+          <w:lang w:val="ru-RU"/>
+        </w:rPr>
+        <w:t xml:space="preserve"> сортировки, был выбран метод решения и язык программирования </w:t>
       </w:r>
       <w:r>
         <w:t>C</w:t>
@@ -2555,7 +2565,19 @@
         <w:rPr>
           <w:lang w:val="ru-RU"/>
         </w:rPr>
-        <w:t>++, на котором была написана программа сортировки массива методом пирамидальной сортировки. Отладил программу. Оформил отчёт.</w:t>
+        <w:t xml:space="preserve">++, на котором была написана программа сортировки массива методом </w:t>
+      </w:r>
+      <w:r>
+        <w:rPr>
+          <w:lang w:val="ru-RU"/>
+        </w:rPr>
+        <w:t xml:space="preserve">бинарной </w:t>
+      </w:r>
+      <w:r>
+        <w:rPr>
+          <w:lang w:val="ru-RU"/>
+        </w:rPr>
+        <w:t>сортировки. Отладил программу. Оформил отчёт.</w:t>
       </w:r>
     </w:p>
     <w:p>
@@ -2969,7 +2991,19 @@
         <w:rPr>
           <w:lang w:val="ru-RU"/>
         </w:rPr>
-        <w:t>В процессе выполнения практики Козлов А.В. решал следующие задачи: создание алгоритма пирамидальной сортировки, анализ работы алгоритма, сравнение существующих методов сортировки.</w:t>
+        <w:t xml:space="preserve">В процессе выполнения практики Козлов А.В. решал следующие задачи: создание алгоритма </w:t>
+      </w:r>
+      <w:r>
+        <w:rPr>
+          <w:lang w:val="ru-RU"/>
+        </w:rPr>
+        <w:t>бинарной</w:t>
+      </w:r>
+      <w:r>
+        <w:rPr>
+          <w:lang w:val="ru-RU"/>
+        </w:rPr>
+        <w:t xml:space="preserve"> сортировки, анализ работы алгоритма, сравнение существующих методов сортировки.</w:t>
       </w:r>
     </w:p>
     <w:p>
@@ -2984,7 +3018,19 @@
         <w:rPr>
           <w:lang w:val="ru-RU"/>
         </w:rPr>
-        <w:t>За период выполнения практики были освоены основные понятия и технологии пирамидальной сортировки. Во время выполнения работы Козлов А.В. показал себя ответственным, добросовестным учеником, знающим свой предмет, имеющим представление о современном состоянии науки, владеющим современными общенаучными знаниями по информатике и вычислительной технике, программированию и сортировке.</w:t>
+        <w:t xml:space="preserve">За период выполнения практики были освоены основные понятия и технологии </w:t>
+      </w:r>
+      <w:r>
+        <w:rPr>
+          <w:lang w:val="ru-RU"/>
+        </w:rPr>
+        <w:t>бинарной</w:t>
+      </w:r>
+      <w:r>
+        <w:rPr>
+          <w:lang w:val="ru-RU"/>
+        </w:rPr>
+        <w:t xml:space="preserve"> сортировки. Во время выполнения работы Козлов А.В. показал себя ответственным, добросовестным учеником, знающим свой предмет, имеющим представление о современном состоянии науки, владеющим современными общенаучными знаниями по информатике и вычислительной технике, программированию и сортировке.</w:t>
       </w:r>
     </w:p>
     <w:p>
@@ -3069,6 +3115,8 @@
           <w:lang w:val="ru-RU"/>
         </w:rPr>
       </w:pPr>
+      <w:bookmarkStart w:id="0" w:name="_GoBack"/>
+      <w:bookmarkEnd w:id="0"/>
     </w:p>
     <w:sectPr>
       <w:pgSz w:w="12240" w:h="15840"/>
@@ -15320,7 +15368,7 @@
 </file>
 
 <file path=customXml/itemProps1.xml><?xml version="1.0" encoding="utf-8"?>
-<ds:datastoreItem xmlns:ds="http://schemas.openxmlformats.org/officeDocument/2006/customXml" ds:itemID="{FCE902E4-7FA8-4171-9CDD-0BAAC5F72BEC}">
+<ds:datastoreItem xmlns:ds="http://schemas.openxmlformats.org/officeDocument/2006/customXml" ds:itemID="{243796DF-B3C5-44E9-96B3-85DCB1EC075E}">
   <ds:schemaRefs>
     <ds:schemaRef ds:uri="http://schemas.openxmlformats.org/officeDocument/2006/bibliography"/>
   </ds:schemaRefs>
